--- a/FARHANA IMRAN_timetable.docx
+++ b/FARHANA IMRAN_timetable.docx
@@ -22,92 +22,116 @@
         <w:tblLook w:firstColumn="1" w:firstRow="1" w:lastColumn="0" w:lastRow="0" w:noHBand="0" w:noVBand="1" w:val="04A0"/>
       </w:tblPr>
       <w:tblGrid>
-        <w:gridCol w:w="1080"/>
-        <w:gridCol w:w="1080"/>
-        <w:gridCol w:w="1080"/>
-        <w:gridCol w:w="1080"/>
-        <w:gridCol w:w="1080"/>
-        <w:gridCol w:w="1080"/>
-        <w:gridCol w:w="1080"/>
-        <w:gridCol w:w="1080"/>
+        <w:gridCol w:w="1530"/>
+        <w:gridCol w:w="1530"/>
+        <w:gridCol w:w="1530"/>
+        <w:gridCol w:w="1530"/>
+        <w:gridCol w:w="1530"/>
+        <w:gridCol w:w="1530"/>
+        <w:gridCol w:w="1530"/>
+        <w:gridCol w:w="1530"/>
       </w:tblGrid>
       <w:tr>
         <w:tc>
           <w:tcPr>
-            <w:tcW w:type="dxa" w:w="1080"/>
+            <w:tcW w:type="dxa" w:w="1530"/>
           </w:tcPr>
           <w:p>
             <w:r>
+              <w:rPr>
+                <w:b/>
+              </w:rPr>
               <w:t>Period</w:t>
             </w:r>
           </w:p>
         </w:tc>
         <w:tc>
           <w:tcPr>
-            <w:tcW w:type="dxa" w:w="1080"/>
+            <w:tcW w:type="dxa" w:w="1530"/>
           </w:tcPr>
           <w:p>
             <w:r>
-              <w:t>Mon-Thu Time</w:t>
+              <w:rPr>
+                <w:b/>
+              </w:rPr>
+              <w:t>Mon-Wed Time</w:t>
             </w:r>
           </w:p>
         </w:tc>
         <w:tc>
           <w:tcPr>
-            <w:tcW w:type="dxa" w:w="1080"/>
+            <w:tcW w:type="dxa" w:w="1530"/>
           </w:tcPr>
           <w:p>
             <w:r>
+              <w:rPr>
+                <w:b/>
+              </w:rPr>
               <w:t>Mon</w:t>
             </w:r>
           </w:p>
         </w:tc>
         <w:tc>
           <w:tcPr>
-            <w:tcW w:type="dxa" w:w="1080"/>
+            <w:tcW w:type="dxa" w:w="1530"/>
           </w:tcPr>
           <w:p>
             <w:r>
+              <w:rPr>
+                <w:b/>
+              </w:rPr>
               <w:t>Tue</w:t>
             </w:r>
           </w:p>
         </w:tc>
         <w:tc>
           <w:tcPr>
-            <w:tcW w:type="dxa" w:w="1080"/>
+            <w:tcW w:type="dxa" w:w="1530"/>
           </w:tcPr>
           <w:p>
             <w:r>
+              <w:rPr>
+                <w:b/>
+              </w:rPr>
               <w:t>Wed</w:t>
             </w:r>
           </w:p>
         </w:tc>
         <w:tc>
           <w:tcPr>
-            <w:tcW w:type="dxa" w:w="1080"/>
+            <w:tcW w:type="dxa" w:w="1530"/>
           </w:tcPr>
           <w:p>
             <w:r>
+              <w:rPr>
+                <w:b/>
+              </w:rPr>
               <w:t>Thu</w:t>
             </w:r>
           </w:p>
         </w:tc>
         <w:tc>
           <w:tcPr>
-            <w:tcW w:type="dxa" w:w="1080"/>
+            <w:tcW w:type="dxa" w:w="1530"/>
           </w:tcPr>
           <w:p>
             <w:r>
+              <w:rPr>
+                <w:b/>
+              </w:rPr>
               <w:t>Fri</w:t>
             </w:r>
           </w:p>
         </w:tc>
         <w:tc>
           <w:tcPr>
-            <w:tcW w:type="dxa" w:w="1080"/>
+            <w:tcW w:type="dxa" w:w="1530"/>
           </w:tcPr>
           <w:p>
             <w:r>
+              <w:rPr>
+                <w:b/>
+              </w:rPr>
               <w:t>Fri Time</w:t>
             </w:r>
           </w:p>
@@ -116,7 +140,7 @@
       <w:tr>
         <w:tc>
           <w:tcPr>
-            <w:tcW w:type="dxa" w:w="1080"/>
+            <w:tcW w:type="dxa" w:w="1530"/>
           </w:tcPr>
           <w:p>
             <w:r>
@@ -126,7 +150,7 @@
         </w:tc>
         <w:tc>
           <w:tcPr>
-            <w:tcW w:type="dxa" w:w="1080"/>
+            <w:tcW w:type="dxa" w:w="1530"/>
           </w:tcPr>
           <w:p>
             <w:r>
@@ -136,7 +160,7 @@
         </w:tc>
         <w:tc>
           <w:tcPr>
-            <w:tcW w:type="dxa" w:w="1080"/>
+            <w:tcW w:type="dxa" w:w="1530"/>
           </w:tcPr>
           <w:p>
             <w:r/>
@@ -144,7 +168,7 @@
         </w:tc>
         <w:tc>
           <w:tcPr>
-            <w:tcW w:type="dxa" w:w="1080"/>
+            <w:tcW w:type="dxa" w:w="1530"/>
           </w:tcPr>
           <w:p>
             <w:r/>
@@ -152,7 +176,175 @@
         </w:tc>
         <w:tc>
           <w:tcPr>
-            <w:tcW w:type="dxa" w:w="1080"/>
+            <w:tcW w:type="dxa" w:w="1530"/>
+          </w:tcPr>
+          <w:p>
+            <w:r/>
+          </w:p>
+        </w:tc>
+        <w:tc>
+          <w:tcPr>
+            <w:tcW w:type="dxa" w:w="1530"/>
+          </w:tcPr>
+          <w:p>
+            <w:r/>
+          </w:p>
+        </w:tc>
+        <w:tc>
+          <w:tcPr>
+            <w:tcW w:type="dxa" w:w="1530"/>
+          </w:tcPr>
+          <w:p>
+            <w:r/>
+          </w:p>
+        </w:tc>
+        <w:tc>
+          <w:tcPr>
+            <w:tcW w:type="dxa" w:w="1530"/>
+          </w:tcPr>
+          <w:p>
+            <w:r>
+              <w:t>8:00-8:40</w:t>
+            </w:r>
+          </w:p>
+        </w:tc>
+      </w:tr>
+      <w:tr>
+        <w:tc>
+          <w:tcPr>
+            <w:tcW w:type="dxa" w:w="1530"/>
+          </w:tcPr>
+          <w:p>
+            <w:r>
+              <w:t>P2</w:t>
+            </w:r>
+          </w:p>
+        </w:tc>
+        <w:tc>
+          <w:tcPr>
+            <w:tcW w:type="dxa" w:w="1530"/>
+          </w:tcPr>
+          <w:p>
+            <w:r>
+              <w:t>8:50-9:30</w:t>
+            </w:r>
+          </w:p>
+        </w:tc>
+        <w:tc>
+          <w:tcPr>
+            <w:tcW w:type="dxa" w:w="1530"/>
+          </w:tcPr>
+          <w:p>
+            <w:r/>
+          </w:p>
+        </w:tc>
+        <w:tc>
+          <w:tcPr>
+            <w:tcW w:type="dxa" w:w="1530"/>
+          </w:tcPr>
+          <w:p>
+            <w:r/>
+          </w:p>
+        </w:tc>
+        <w:tc>
+          <w:tcPr>
+            <w:tcW w:type="dxa" w:w="1530"/>
+          </w:tcPr>
+          <w:p>
+            <w:r>
+              <w:t>9B</w:t>
+              <w:br/>
+              <w:t>BIOLOGY</w:t>
+            </w:r>
+          </w:p>
+        </w:tc>
+        <w:tc>
+          <w:tcPr>
+            <w:tcW w:type="dxa" w:w="1530"/>
+          </w:tcPr>
+          <w:p>
+            <w:r/>
+          </w:p>
+        </w:tc>
+        <w:tc>
+          <w:tcPr>
+            <w:tcW w:type="dxa" w:w="1530"/>
+          </w:tcPr>
+          <w:p>
+            <w:r/>
+          </w:p>
+        </w:tc>
+        <w:tc>
+          <w:tcPr>
+            <w:tcW w:type="dxa" w:w="1530"/>
+          </w:tcPr>
+          <w:p>
+            <w:r>
+              <w:t>8:40-9:15</w:t>
+            </w:r>
+          </w:p>
+        </w:tc>
+      </w:tr>
+      <w:tr>
+        <w:tc>
+          <w:tcPr>
+            <w:tcW w:type="dxa" w:w="1530"/>
+          </w:tcPr>
+          <w:p>
+            <w:r>
+              <w:t>P3</w:t>
+            </w:r>
+          </w:p>
+        </w:tc>
+        <w:tc>
+          <w:tcPr>
+            <w:tcW w:type="dxa" w:w="1530"/>
+          </w:tcPr>
+          <w:p>
+            <w:r>
+              <w:t>9:30-10:10</w:t>
+            </w:r>
+          </w:p>
+        </w:tc>
+        <w:tc>
+          <w:tcPr>
+            <w:tcW w:type="dxa" w:w="1530"/>
+          </w:tcPr>
+          <w:p>
+            <w:r>
+              <w:t>10A</w:t>
+              <w:br/>
+              <w:t>CHEMISTRY</w:t>
+            </w:r>
+          </w:p>
+        </w:tc>
+        <w:tc>
+          <w:tcPr>
+            <w:tcW w:type="dxa" w:w="1530"/>
+          </w:tcPr>
+          <w:p>
+            <w:r>
+              <w:t>10A</w:t>
+              <w:br/>
+              <w:t>CHEMISTRY</w:t>
+            </w:r>
+          </w:p>
+        </w:tc>
+        <w:tc>
+          <w:tcPr>
+            <w:tcW w:type="dxa" w:w="1530"/>
+          </w:tcPr>
+          <w:p>
+            <w:r>
+              <w:t>10A</w:t>
+              <w:br/>
+              <w:t>CHEMISTRY</w:t>
+            </w:r>
+          </w:p>
+        </w:tc>
+        <w:tc>
+          <w:tcPr>
+            <w:tcW w:type="dxa" w:w="1530"/>
           </w:tcPr>
           <w:p>
             <w:r>
@@ -164,27 +356,23 @@
         </w:tc>
         <w:tc>
           <w:tcPr>
-            <w:tcW w:type="dxa" w:w="1080"/>
+            <w:tcW w:type="dxa" w:w="1530"/>
           </w:tcPr>
           <w:p>
-            <w:r/>
+            <w:r>
+              <w:t>9C</w:t>
+              <w:br/>
+              <w:t>CHEMISTRY</w:t>
+            </w:r>
           </w:p>
         </w:tc>
         <w:tc>
           <w:tcPr>
-            <w:tcW w:type="dxa" w:w="1080"/>
-          </w:tcPr>
-          <w:p>
-            <w:r/>
-          </w:p>
-        </w:tc>
-        <w:tc>
-          <w:tcPr>
-            <w:tcW w:type="dxa" w:w="1080"/>
+            <w:tcW w:type="dxa" w:w="1530"/>
           </w:tcPr>
           <w:p>
             <w:r>
-              <w:t>8:00-8:40</w:t>
+              <w:t>9:15-9:50</w:t>
             </w:r>
           </w:p>
         </w:tc>
@@ -192,35 +380,27 @@
       <w:tr>
         <w:tc>
           <w:tcPr>
-            <w:tcW w:type="dxa" w:w="1080"/>
+            <w:tcW w:type="dxa" w:w="1530"/>
           </w:tcPr>
           <w:p>
             <w:r>
-              <w:t>P2</w:t>
+              <w:t>P4</w:t>
             </w:r>
           </w:p>
         </w:tc>
         <w:tc>
           <w:tcPr>
-            <w:tcW w:type="dxa" w:w="1080"/>
+            <w:tcW w:type="dxa" w:w="1530"/>
           </w:tcPr>
           <w:p>
             <w:r>
-              <w:t>8:50-9:30</w:t>
+              <w:t>10:10-10:50</w:t>
             </w:r>
           </w:p>
         </w:tc>
         <w:tc>
           <w:tcPr>
-            <w:tcW w:type="dxa" w:w="1080"/>
-          </w:tcPr>
-          <w:p>
-            <w:r/>
-          </w:p>
-        </w:tc>
-        <w:tc>
-          <w:tcPr>
-            <w:tcW w:type="dxa" w:w="1080"/>
+            <w:tcW w:type="dxa" w:w="1530"/>
           </w:tcPr>
           <w:p>
             <w:r>
@@ -232,7 +412,15 @@
         </w:tc>
         <w:tc>
           <w:tcPr>
-            <w:tcW w:type="dxa" w:w="1080"/>
+            <w:tcW w:type="dxa" w:w="1530"/>
+          </w:tcPr>
+          <w:p>
+            <w:r/>
+          </w:p>
+        </w:tc>
+        <w:tc>
+          <w:tcPr>
+            <w:tcW w:type="dxa" w:w="1530"/>
           </w:tcPr>
           <w:p>
             <w:r>
@@ -244,7 +432,7 @@
         </w:tc>
         <w:tc>
           <w:tcPr>
-            <w:tcW w:type="dxa" w:w="1080"/>
+            <w:tcW w:type="dxa" w:w="1530"/>
           </w:tcPr>
           <w:p>
             <w:r/>
@@ -252,7 +440,131 @@
         </w:tc>
         <w:tc>
           <w:tcPr>
-            <w:tcW w:type="dxa" w:w="1080"/>
+            <w:tcW w:type="dxa" w:w="1530"/>
+          </w:tcPr>
+          <w:p>
+            <w:r>
+              <w:t>9C</w:t>
+              <w:br/>
+              <w:t>CHEMISTRY</w:t>
+            </w:r>
+          </w:p>
+        </w:tc>
+        <w:tc>
+          <w:tcPr>
+            <w:tcW w:type="dxa" w:w="1530"/>
+          </w:tcPr>
+          <w:p>
+            <w:r>
+              <w:t>9:50-10:25</w:t>
+            </w:r>
+          </w:p>
+        </w:tc>
+      </w:tr>
+      <w:tr>
+        <w:tc>
+          <w:tcPr>
+            <w:tcW w:type="dxa" w:w="1530"/>
+          </w:tcPr>
+          <w:p>
+            <w:r>
+              <w:t>Lunch</w:t>
+            </w:r>
+          </w:p>
+        </w:tc>
+        <w:tc>
+          <w:tcPr>
+            <w:tcW w:type="dxa" w:w="1530"/>
+          </w:tcPr>
+          <w:p>
+            <w:r>
+              <w:t>10:50-11:20</w:t>
+            </w:r>
+          </w:p>
+        </w:tc>
+        <w:tc>
+          <w:tcPr>
+            <w:tcW w:type="dxa" w:w="1530"/>
+          </w:tcPr>
+          <w:p>
+            <w:r/>
+          </w:p>
+        </w:tc>
+        <w:tc>
+          <w:tcPr>
+            <w:tcW w:type="dxa" w:w="1530"/>
+          </w:tcPr>
+          <w:p>
+            <w:r/>
+          </w:p>
+        </w:tc>
+        <w:tc>
+          <w:tcPr>
+            <w:tcW w:type="dxa" w:w="1530"/>
+          </w:tcPr>
+          <w:p>
+            <w:r/>
+          </w:p>
+        </w:tc>
+        <w:tc>
+          <w:tcPr>
+            <w:tcW w:type="dxa" w:w="1530"/>
+          </w:tcPr>
+          <w:p>
+            <w:r/>
+          </w:p>
+        </w:tc>
+        <w:tc>
+          <w:tcPr>
+            <w:tcW w:type="dxa" w:w="1530"/>
+          </w:tcPr>
+          <w:p>
+            <w:r/>
+          </w:p>
+        </w:tc>
+        <w:tc>
+          <w:tcPr>
+            <w:tcW w:type="dxa" w:w="1530"/>
+          </w:tcPr>
+          <w:p>
+            <w:r>
+              <w:t>10:25-10:55</w:t>
+            </w:r>
+          </w:p>
+        </w:tc>
+      </w:tr>
+      <w:tr>
+        <w:tc>
+          <w:tcPr>
+            <w:tcW w:type="dxa" w:w="1530"/>
+          </w:tcPr>
+          <w:p>
+            <w:r>
+              <w:t>P5</w:t>
+            </w:r>
+          </w:p>
+        </w:tc>
+        <w:tc>
+          <w:tcPr>
+            <w:tcW w:type="dxa" w:w="1530"/>
+          </w:tcPr>
+          <w:p>
+            <w:r>
+              <w:t>11:20-12:00</w:t>
+            </w:r>
+          </w:p>
+        </w:tc>
+        <w:tc>
+          <w:tcPr>
+            <w:tcW w:type="dxa" w:w="1530"/>
+          </w:tcPr>
+          <w:p>
+            <w:r/>
+          </w:p>
+        </w:tc>
+        <w:tc>
+          <w:tcPr>
+            <w:tcW w:type="dxa" w:w="1530"/>
           </w:tcPr>
           <w:p>
             <w:r>
@@ -264,11 +576,35 @@
         </w:tc>
         <w:tc>
           <w:tcPr>
-            <w:tcW w:type="dxa" w:w="1080"/>
+            <w:tcW w:type="dxa" w:w="1530"/>
+          </w:tcPr>
+          <w:p>
+            <w:r/>
+          </w:p>
+        </w:tc>
+        <w:tc>
+          <w:tcPr>
+            <w:tcW w:type="dxa" w:w="1530"/>
+          </w:tcPr>
+          <w:p>
+            <w:r/>
+          </w:p>
+        </w:tc>
+        <w:tc>
+          <w:tcPr>
+            <w:tcW w:type="dxa" w:w="1530"/>
+          </w:tcPr>
+          <w:p>
+            <w:r/>
+          </w:p>
+        </w:tc>
+        <w:tc>
+          <w:tcPr>
+            <w:tcW w:type="dxa" w:w="1530"/>
           </w:tcPr>
           <w:p>
             <w:r>
-              <w:t>8:40-9:15</w:t>
+              <w:t>10:55-11:35</w:t>
             </w:r>
           </w:p>
         </w:tc>
@@ -276,27 +612,193 @@
       <w:tr>
         <w:tc>
           <w:tcPr>
-            <w:tcW w:type="dxa" w:w="1080"/>
+            <w:tcW w:type="dxa" w:w="1530"/>
           </w:tcPr>
           <w:p>
             <w:r>
-              <w:t>P3</w:t>
+              <w:t>P6</w:t>
             </w:r>
           </w:p>
         </w:tc>
         <w:tc>
           <w:tcPr>
-            <w:tcW w:type="dxa" w:w="1080"/>
+            <w:tcW w:type="dxa" w:w="1530"/>
           </w:tcPr>
           <w:p>
             <w:r>
-              <w:t>9:30-10:10</w:t>
+              <w:t>12:00-12:40</w:t>
             </w:r>
           </w:p>
         </w:tc>
         <w:tc>
           <w:tcPr>
-            <w:tcW w:type="dxa" w:w="1080"/>
+            <w:tcW w:type="dxa" w:w="1530"/>
+          </w:tcPr>
+          <w:p>
+            <w:r/>
+          </w:p>
+        </w:tc>
+        <w:tc>
+          <w:tcPr>
+            <w:tcW w:type="dxa" w:w="1530"/>
+          </w:tcPr>
+          <w:p>
+            <w:r>
+              <w:t>9B</w:t>
+              <w:br/>
+              <w:t>BIOLOGY</w:t>
+            </w:r>
+          </w:p>
+        </w:tc>
+        <w:tc>
+          <w:tcPr>
+            <w:tcW w:type="dxa" w:w="1530"/>
+          </w:tcPr>
+          <w:p>
+            <w:r/>
+          </w:p>
+        </w:tc>
+        <w:tc>
+          <w:tcPr>
+            <w:tcW w:type="dxa" w:w="1530"/>
+          </w:tcPr>
+          <w:p>
+            <w:r>
+              <w:t>10A</w:t>
+              <w:br/>
+              <w:t>CHEMISTRY</w:t>
+            </w:r>
+          </w:p>
+        </w:tc>
+        <w:tc>
+          <w:tcPr>
+            <w:tcW w:type="dxa" w:w="1530"/>
+          </w:tcPr>
+          <w:p>
+            <w:r>
+              <w:t>9B</w:t>
+              <w:br/>
+              <w:t>BIOLOGY</w:t>
+            </w:r>
+          </w:p>
+        </w:tc>
+        <w:tc>
+          <w:tcPr>
+            <w:tcW w:type="dxa" w:w="1530"/>
+          </w:tcPr>
+          <w:p>
+            <w:r>
+              <w:t>11:35-12:15</w:t>
+            </w:r>
+          </w:p>
+        </w:tc>
+      </w:tr>
+      <w:tr>
+        <w:tc>
+          <w:tcPr>
+            <w:tcW w:type="dxa" w:w="1530"/>
+          </w:tcPr>
+          <w:p>
+            <w:r>
+              <w:t>P7</w:t>
+            </w:r>
+          </w:p>
+        </w:tc>
+        <w:tc>
+          <w:tcPr>
+            <w:tcW w:type="dxa" w:w="1530"/>
+          </w:tcPr>
+          <w:p>
+            <w:r>
+              <w:t>12:40-1:20</w:t>
+            </w:r>
+          </w:p>
+        </w:tc>
+        <w:tc>
+          <w:tcPr>
+            <w:tcW w:type="dxa" w:w="1530"/>
+          </w:tcPr>
+          <w:p>
+            <w:r/>
+          </w:p>
+        </w:tc>
+        <w:tc>
+          <w:tcPr>
+            <w:tcW w:type="dxa" w:w="1530"/>
+          </w:tcPr>
+          <w:p>
+            <w:r/>
+          </w:p>
+        </w:tc>
+        <w:tc>
+          <w:tcPr>
+            <w:tcW w:type="dxa" w:w="1530"/>
+          </w:tcPr>
+          <w:p>
+            <w:r/>
+          </w:p>
+        </w:tc>
+        <w:tc>
+          <w:tcPr>
+            <w:tcW w:type="dxa" w:w="1530"/>
+          </w:tcPr>
+          <w:p>
+            <w:r>
+              <w:t>9B</w:t>
+              <w:br/>
+              <w:t>BIOLOGY</w:t>
+            </w:r>
+          </w:p>
+        </w:tc>
+        <w:tc>
+          <w:tcPr>
+            <w:tcW w:type="dxa" w:w="1530"/>
+          </w:tcPr>
+          <w:p>
+            <w:r/>
+          </w:p>
+        </w:tc>
+        <w:tc>
+          <w:tcPr>
+            <w:tcW w:type="dxa" w:w="1530"/>
+          </w:tcPr>
+          <w:p>
+            <w:r/>
+          </w:p>
+        </w:tc>
+      </w:tr>
+      <w:tr>
+        <w:tc>
+          <w:tcPr>
+            <w:tcW w:type="dxa" w:w="1530"/>
+          </w:tcPr>
+          <w:p>
+            <w:r>
+              <w:t>P8</w:t>
+            </w:r>
+          </w:p>
+        </w:tc>
+        <w:tc>
+          <w:tcPr>
+            <w:tcW w:type="dxa" w:w="1530"/>
+          </w:tcPr>
+          <w:p>
+            <w:r>
+              <w:t>1:20-2:00</w:t>
+            </w:r>
+          </w:p>
+        </w:tc>
+        <w:tc>
+          <w:tcPr>
+            <w:tcW w:type="dxa" w:w="1530"/>
+          </w:tcPr>
+          <w:p>
+            <w:r/>
+          </w:p>
+        </w:tc>
+        <w:tc>
+          <w:tcPr>
+            <w:tcW w:type="dxa" w:w="1530"/>
           </w:tcPr>
           <w:p>
             <w:r>
@@ -308,43 +810,7 @@
         </w:tc>
         <w:tc>
           <w:tcPr>
-            <w:tcW w:type="dxa" w:w="1080"/>
-          </w:tcPr>
-          <w:p>
-            <w:r>
-              <w:t>10A</w:t>
-              <w:br/>
-              <w:t>CHEMISTRY</w:t>
-            </w:r>
-          </w:p>
-        </w:tc>
-        <w:tc>
-          <w:tcPr>
-            <w:tcW w:type="dxa" w:w="1080"/>
-          </w:tcPr>
-          <w:p>
-            <w:r>
-              <w:t>10A</w:t>
-              <w:br/>
-              <w:t>CHEMISTRY</w:t>
-            </w:r>
-          </w:p>
-        </w:tc>
-        <w:tc>
-          <w:tcPr>
-            <w:tcW w:type="dxa" w:w="1080"/>
-          </w:tcPr>
-          <w:p>
-            <w:r>
-              <w:t>9C</w:t>
-              <w:br/>
-              <w:t>CHEMISTRY</w:t>
-            </w:r>
-          </w:p>
-        </w:tc>
-        <w:tc>
-          <w:tcPr>
-            <w:tcW w:type="dxa" w:w="1080"/>
+            <w:tcW w:type="dxa" w:w="1530"/>
           </w:tcPr>
           <w:p>
             <w:r/>
@@ -352,39 +818,7 @@
         </w:tc>
         <w:tc>
           <w:tcPr>
-            <w:tcW w:type="dxa" w:w="1080"/>
-          </w:tcPr>
-          <w:p>
-            <w:r>
-              <w:t>9:15-9:50</w:t>
-            </w:r>
-          </w:p>
-        </w:tc>
-      </w:tr>
-      <w:tr>
-        <w:tc>
-          <w:tcPr>
-            <w:tcW w:type="dxa" w:w="1080"/>
-          </w:tcPr>
-          <w:p>
-            <w:r>
-              <w:t>P4</w:t>
-            </w:r>
-          </w:p>
-        </w:tc>
-        <w:tc>
-          <w:tcPr>
-            <w:tcW w:type="dxa" w:w="1080"/>
-          </w:tcPr>
-          <w:p>
-            <w:r>
-              <w:t>10:10-10:50</w:t>
-            </w:r>
-          </w:p>
-        </w:tc>
-        <w:tc>
-          <w:tcPr>
-            <w:tcW w:type="dxa" w:w="1080"/>
+            <w:tcW w:type="dxa" w:w="1530"/>
           </w:tcPr>
           <w:p>
             <w:r/>
@@ -392,7 +826,7 @@
         </w:tc>
         <w:tc>
           <w:tcPr>
-            <w:tcW w:type="dxa" w:w="1080"/>
+            <w:tcW w:type="dxa" w:w="1530"/>
           </w:tcPr>
           <w:p>
             <w:r/>
@@ -400,419 +834,7 @@
         </w:tc>
         <w:tc>
           <w:tcPr>
-            <w:tcW w:type="dxa" w:w="1080"/>
-          </w:tcPr>
-          <w:p>
-            <w:r/>
-          </w:p>
-        </w:tc>
-        <w:tc>
-          <w:tcPr>
-            <w:tcW w:type="dxa" w:w="1080"/>
-          </w:tcPr>
-          <w:p>
-            <w:r/>
-          </w:p>
-        </w:tc>
-        <w:tc>
-          <w:tcPr>
-            <w:tcW w:type="dxa" w:w="1080"/>
-          </w:tcPr>
-          <w:p>
-            <w:r/>
-          </w:p>
-        </w:tc>
-        <w:tc>
-          <w:tcPr>
-            <w:tcW w:type="dxa" w:w="1080"/>
-          </w:tcPr>
-          <w:p>
-            <w:r>
-              <w:t>9:50-10:25</w:t>
-            </w:r>
-          </w:p>
-        </w:tc>
-      </w:tr>
-      <w:tr>
-        <w:tc>
-          <w:tcPr>
-            <w:tcW w:type="dxa" w:w="1080"/>
-          </w:tcPr>
-          <w:p>
-            <w:r>
-              <w:t>P5</w:t>
-            </w:r>
-          </w:p>
-        </w:tc>
-        <w:tc>
-          <w:tcPr>
-            <w:tcW w:type="dxa" w:w="1080"/>
-          </w:tcPr>
-          <w:p>
-            <w:r>
-              <w:t>10:50-11:30</w:t>
-            </w:r>
-          </w:p>
-        </w:tc>
-        <w:tc>
-          <w:tcPr>
-            <w:tcW w:type="dxa" w:w="1080"/>
-          </w:tcPr>
-          <w:p>
-            <w:r/>
-          </w:p>
-        </w:tc>
-        <w:tc>
-          <w:tcPr>
-            <w:tcW w:type="dxa" w:w="1080"/>
-          </w:tcPr>
-          <w:p>
-            <w:r/>
-          </w:p>
-        </w:tc>
-        <w:tc>
-          <w:tcPr>
-            <w:tcW w:type="dxa" w:w="1080"/>
-          </w:tcPr>
-          <w:p>
-            <w:r/>
-          </w:p>
-        </w:tc>
-        <w:tc>
-          <w:tcPr>
-            <w:tcW w:type="dxa" w:w="1080"/>
-          </w:tcPr>
-          <w:p>
-            <w:r/>
-          </w:p>
-        </w:tc>
-        <w:tc>
-          <w:tcPr>
-            <w:tcW w:type="dxa" w:w="1080"/>
-          </w:tcPr>
-          <w:p>
-            <w:r>
-              <w:t>Lunch</w:t>
-            </w:r>
-          </w:p>
-        </w:tc>
-        <w:tc>
-          <w:tcPr>
-            <w:tcW w:type="dxa" w:w="1080"/>
-          </w:tcPr>
-          <w:p>
-            <w:r>
-              <w:t>10:55-11:35</w:t>
-            </w:r>
-          </w:p>
-        </w:tc>
-      </w:tr>
-      <w:tr>
-        <w:tc>
-          <w:tcPr>
-            <w:tcW w:type="dxa" w:w="1080"/>
-          </w:tcPr>
-          <w:p>
-            <w:r>
-              <w:t>Lunch</w:t>
-            </w:r>
-          </w:p>
-        </w:tc>
-        <w:tc>
-          <w:tcPr>
-            <w:tcW w:type="dxa" w:w="1080"/>
-          </w:tcPr>
-          <w:p>
-            <w:r>
-              <w:t>11:30-12:00</w:t>
-            </w:r>
-          </w:p>
-        </w:tc>
-        <w:tc>
-          <w:tcPr>
-            <w:tcW w:type="dxa" w:w="1080"/>
-          </w:tcPr>
-          <w:p>
-            <w:r/>
-          </w:p>
-        </w:tc>
-        <w:tc>
-          <w:tcPr>
-            <w:tcW w:type="dxa" w:w="1080"/>
-          </w:tcPr>
-          <w:p>
-            <w:r/>
-          </w:p>
-        </w:tc>
-        <w:tc>
-          <w:tcPr>
-            <w:tcW w:type="dxa" w:w="1080"/>
-          </w:tcPr>
-          <w:p>
-            <w:r/>
-          </w:p>
-        </w:tc>
-        <w:tc>
-          <w:tcPr>
-            <w:tcW w:type="dxa" w:w="1080"/>
-          </w:tcPr>
-          <w:p>
-            <w:r/>
-          </w:p>
-        </w:tc>
-        <w:tc>
-          <w:tcPr>
-            <w:tcW w:type="dxa" w:w="1080"/>
-          </w:tcPr>
-          <w:p>
-            <w:r>
-              <w:t>9C</w:t>
-              <w:br/>
-              <w:t>CHEMISTRY</w:t>
-            </w:r>
-          </w:p>
-        </w:tc>
-        <w:tc>
-          <w:tcPr>
-            <w:tcW w:type="dxa" w:w="1080"/>
-          </w:tcPr>
-          <w:p>
-            <w:r>
-              <w:t>10:25-10:55</w:t>
-            </w:r>
-          </w:p>
-        </w:tc>
-      </w:tr>
-      <w:tr>
-        <w:tc>
-          <w:tcPr>
-            <w:tcW w:type="dxa" w:w="1080"/>
-          </w:tcPr>
-          <w:p>
-            <w:r>
-              <w:t>P6</w:t>
-            </w:r>
-          </w:p>
-        </w:tc>
-        <w:tc>
-          <w:tcPr>
-            <w:tcW w:type="dxa" w:w="1080"/>
-          </w:tcPr>
-          <w:p>
-            <w:r>
-              <w:t>12:00-12:40</w:t>
-            </w:r>
-          </w:p>
-        </w:tc>
-        <w:tc>
-          <w:tcPr>
-            <w:tcW w:type="dxa" w:w="1080"/>
-          </w:tcPr>
-          <w:p>
-            <w:r>
-              <w:t>9B</w:t>
-              <w:br/>
-              <w:t>BIOLOGY</w:t>
-            </w:r>
-          </w:p>
-        </w:tc>
-        <w:tc>
-          <w:tcPr>
-            <w:tcW w:type="dxa" w:w="1080"/>
-          </w:tcPr>
-          <w:p>
-            <w:r>
-              <w:t>9B</w:t>
-              <w:br/>
-              <w:t>BIOLOGY</w:t>
-            </w:r>
-          </w:p>
-        </w:tc>
-        <w:tc>
-          <w:tcPr>
-            <w:tcW w:type="dxa" w:w="1080"/>
-          </w:tcPr>
-          <w:p>
-            <w:r/>
-          </w:p>
-        </w:tc>
-        <w:tc>
-          <w:tcPr>
-            <w:tcW w:type="dxa" w:w="1080"/>
-          </w:tcPr>
-          <w:p>
-            <w:r>
-              <w:t>10A</w:t>
-              <w:br/>
-              <w:t>CHEMISTRY</w:t>
-            </w:r>
-          </w:p>
-        </w:tc>
-        <w:tc>
-          <w:tcPr>
-            <w:tcW w:type="dxa" w:w="1080"/>
-          </w:tcPr>
-          <w:p>
-            <w:r/>
-          </w:p>
-        </w:tc>
-        <w:tc>
-          <w:tcPr>
-            <w:tcW w:type="dxa" w:w="1080"/>
-          </w:tcPr>
-          <w:p>
-            <w:r>
-              <w:t>11:35-12:15</w:t>
-            </w:r>
-          </w:p>
-        </w:tc>
-      </w:tr>
-      <w:tr>
-        <w:tc>
-          <w:tcPr>
-            <w:tcW w:type="dxa" w:w="1080"/>
-          </w:tcPr>
-          <w:p>
-            <w:r>
-              <w:t>P7</w:t>
-            </w:r>
-          </w:p>
-        </w:tc>
-        <w:tc>
-          <w:tcPr>
-            <w:tcW w:type="dxa" w:w="1080"/>
-          </w:tcPr>
-          <w:p>
-            <w:r>
-              <w:t>12:40-1:20</w:t>
-            </w:r>
-          </w:p>
-        </w:tc>
-        <w:tc>
-          <w:tcPr>
-            <w:tcW w:type="dxa" w:w="1080"/>
-          </w:tcPr>
-          <w:p>
-            <w:r/>
-          </w:p>
-        </w:tc>
-        <w:tc>
-          <w:tcPr>
-            <w:tcW w:type="dxa" w:w="1080"/>
-          </w:tcPr>
-          <w:p>
-            <w:r>
-              <w:t>10A</w:t>
-              <w:br/>
-              <w:t>CHEMISTRY</w:t>
-            </w:r>
-          </w:p>
-        </w:tc>
-        <w:tc>
-          <w:tcPr>
-            <w:tcW w:type="dxa" w:w="1080"/>
-          </w:tcPr>
-          <w:p>
-            <w:r>
-              <w:t>9B</w:t>
-              <w:br/>
-              <w:t>BIOLOGY</w:t>
-            </w:r>
-          </w:p>
-        </w:tc>
-        <w:tc>
-          <w:tcPr>
-            <w:tcW w:type="dxa" w:w="1080"/>
-          </w:tcPr>
-          <w:p>
-            <w:r>
-              <w:t>9B</w:t>
-              <w:br/>
-              <w:t>BIOLOGY</w:t>
-            </w:r>
-          </w:p>
-        </w:tc>
-        <w:tc>
-          <w:tcPr>
-            <w:tcW w:type="dxa" w:w="1080"/>
-          </w:tcPr>
-          <w:p>
-            <w:r/>
-          </w:p>
-        </w:tc>
-        <w:tc>
-          <w:tcPr>
-            <w:tcW w:type="dxa" w:w="1080"/>
-          </w:tcPr>
-          <w:p>
-            <w:r/>
-          </w:p>
-        </w:tc>
-      </w:tr>
-      <w:tr>
-        <w:tc>
-          <w:tcPr>
-            <w:tcW w:type="dxa" w:w="1080"/>
-          </w:tcPr>
-          <w:p>
-            <w:r>
-              <w:t>P8</w:t>
-            </w:r>
-          </w:p>
-        </w:tc>
-        <w:tc>
-          <w:tcPr>
-            <w:tcW w:type="dxa" w:w="1080"/>
-          </w:tcPr>
-          <w:p>
-            <w:r>
-              <w:t>1:20-2:00</w:t>
-            </w:r>
-          </w:p>
-        </w:tc>
-        <w:tc>
-          <w:tcPr>
-            <w:tcW w:type="dxa" w:w="1080"/>
-          </w:tcPr>
-          <w:p>
-            <w:r/>
-          </w:p>
-        </w:tc>
-        <w:tc>
-          <w:tcPr>
-            <w:tcW w:type="dxa" w:w="1080"/>
-          </w:tcPr>
-          <w:p>
-            <w:r/>
-          </w:p>
-        </w:tc>
-        <w:tc>
-          <w:tcPr>
-            <w:tcW w:type="dxa" w:w="1080"/>
-          </w:tcPr>
-          <w:p>
-            <w:r/>
-          </w:p>
-        </w:tc>
-        <w:tc>
-          <w:tcPr>
-            <w:tcW w:type="dxa" w:w="1080"/>
-          </w:tcPr>
-          <w:p>
-            <w:r/>
-          </w:p>
-        </w:tc>
-        <w:tc>
-          <w:tcPr>
-            <w:tcW w:type="dxa" w:w="1080"/>
-          </w:tcPr>
-          <w:p>
-            <w:r/>
-          </w:p>
-        </w:tc>
-        <w:tc>
-          <w:tcPr>
-            <w:tcW w:type="dxa" w:w="1080"/>
+            <w:tcW w:type="dxa" w:w="1530"/>
           </w:tcPr>
           <w:p>
             <w:r/>
@@ -821,7 +843,7 @@
       </w:tr>
     </w:tbl>
     <w:sectPr>
-      <w:pgSz w:w="12240" w:h="15840"/>
+      <w:pgSz w:w="15840" w:h="12240" w:orient="landscape"/>
       <w:pgMar w:top="1440" w:right="1800" w:bottom="1440" w:left="1800" w:header="720" w:footer="720" w:gutter="0"/>
       <w:cols w:space="720"/>
       <w:docGrid w:linePitch="360"/>

--- a/FARHANA IMRAN_timetable.docx
+++ b/FARHANA IMRAN_timetable.docx
@@ -324,7 +324,7 @@
           </w:tcPr>
           <w:p>
             <w:r>
-              <w:t>10A</w:t>
+              <w:t>9C</w:t>
               <w:br/>
               <w:t>CHEMISTRY</w:t>
             </w:r>
@@ -802,7 +802,7 @@
           </w:tcPr>
           <w:p>
             <w:r>
-              <w:t>9C</w:t>
+              <w:t>10A</w:t>
               <w:br/>
               <w:t>CHEMISTRY</w:t>
             </w:r>

--- a/FARHANA IMRAN_timetable.docx
+++ b/FARHANA IMRAN_timetable.docx
@@ -12,7 +12,7 @@
     </w:p>
     <w:p>
       <w:r>
-        <w:t>Total Weekly Periods: 15</w:t>
+        <w:t>Total Weekly Periods: 11</w:t>
       </w:r>
     </w:p>
     <w:tbl>
@@ -251,11 +251,7 @@
             <w:tcW w:type="dxa" w:w="1530"/>
           </w:tcPr>
           <w:p>
-            <w:r>
-              <w:t>9B</w:t>
-              <w:br/>
-              <w:t>BIOLOGY</w:t>
-            </w:r>
+            <w:r/>
           </w:p>
         </w:tc>
         <w:tc>
@@ -559,7 +555,11 @@
             <w:tcW w:type="dxa" w:w="1530"/>
           </w:tcPr>
           <w:p>
-            <w:r/>
+            <w:r>
+              <w:t>8A</w:t>
+              <w:br/>
+              <w:t>GENERAL SCIENCE</w:t>
+            </w:r>
           </w:p>
         </w:tc>
         <w:tc>
@@ -567,11 +567,7 @@
             <w:tcW w:type="dxa" w:w="1530"/>
           </w:tcPr>
           <w:p>
-            <w:r>
-              <w:t>9B</w:t>
-              <w:br/>
-              <w:t>BIOLOGY</w:t>
-            </w:r>
+            <w:r/>
           </w:p>
         </w:tc>
         <w:tc>
@@ -643,11 +639,7 @@
             <w:tcW w:type="dxa" w:w="1530"/>
           </w:tcPr>
           <w:p>
-            <w:r>
-              <w:t>9B</w:t>
-              <w:br/>
-              <w:t>BIOLOGY</w:t>
-            </w:r>
+            <w:r/>
           </w:p>
         </w:tc>
         <w:tc>
@@ -675,11 +667,7 @@
             <w:tcW w:type="dxa" w:w="1530"/>
           </w:tcPr>
           <w:p>
-            <w:r>
-              <w:t>9B</w:t>
-              <w:br/>
-              <w:t>BIOLOGY</w:t>
-            </w:r>
+            <w:r/>
           </w:p>
         </w:tc>
         <w:tc>
@@ -743,11 +731,7 @@
             <w:tcW w:type="dxa" w:w="1530"/>
           </w:tcPr>
           <w:p>
-            <w:r>
-              <w:t>9B</w:t>
-              <w:br/>
-              <w:t>BIOLOGY</w:t>
-            </w:r>
+            <w:r/>
           </w:p>
         </w:tc>
         <w:tc>

--- a/FARHANA IMRAN_timetable.docx
+++ b/FARHANA IMRAN_timetable.docx
@@ -12,7 +12,7 @@
     </w:p>
     <w:p>
       <w:r>
-        <w:t>Total Weekly Periods: 11</w:t>
+        <w:t>Total Weekly Periods: 15</w:t>
       </w:r>
     </w:p>
     <w:tbl>
@@ -411,7 +411,11 @@
             <w:tcW w:type="dxa" w:w="1530"/>
           </w:tcPr>
           <w:p>
-            <w:r/>
+            <w:r>
+              <w:t>8A</w:t>
+              <w:br/>
+              <w:t>GENERAL SCIENCE</w:t>
+            </w:r>
           </w:p>
         </w:tc>
         <w:tc>
@@ -667,7 +671,11 @@
             <w:tcW w:type="dxa" w:w="1530"/>
           </w:tcPr>
           <w:p>
-            <w:r/>
+            <w:r>
+              <w:t>8A</w:t>
+              <w:br/>
+              <w:t>GENERAL SCIENCE</w:t>
+            </w:r>
           </w:p>
         </w:tc>
         <w:tc>
@@ -723,7 +731,11 @@
             <w:tcW w:type="dxa" w:w="1530"/>
           </w:tcPr>
           <w:p>
-            <w:r/>
+            <w:r>
+              <w:t>8A</w:t>
+              <w:br/>
+              <w:t>GENERAL SCIENCE</w:t>
+            </w:r>
           </w:p>
         </w:tc>
         <w:tc>
@@ -731,7 +743,11 @@
             <w:tcW w:type="dxa" w:w="1530"/>
           </w:tcPr>
           <w:p>
-            <w:r/>
+            <w:r>
+              <w:t>8A</w:t>
+              <w:br/>
+              <w:t>GENERAL SCIENCE</w:t>
+            </w:r>
           </w:p>
         </w:tc>
         <w:tc>

--- a/FARHANA IMRAN_timetable.docx
+++ b/FARHANA IMRAN_timetable.docx
@@ -12,7 +12,7 @@
     </w:p>
     <w:p>
       <w:r>
-        <w:t>Total Weekly Periods: 15</w:t>
+        <w:t>Total Weekly Periods: 12</w:t>
       </w:r>
     </w:p>
     <w:tbl>
@@ -243,7 +243,11 @@
             <w:tcW w:type="dxa" w:w="1530"/>
           </w:tcPr>
           <w:p>
-            <w:r/>
+            <w:r>
+              <w:t>7A</w:t>
+              <w:br/>
+              <w:t>AI</w:t>
+            </w:r>
           </w:p>
         </w:tc>
         <w:tc>
@@ -319,11 +323,7 @@
             <w:tcW w:type="dxa" w:w="1530"/>
           </w:tcPr>
           <w:p>
-            <w:r>
-              <w:t>9C</w:t>
-              <w:br/>
-              <w:t>CHEMISTRY</w:t>
-            </w:r>
+            <w:r/>
           </w:p>
         </w:tc>
         <w:tc>
@@ -331,11 +331,7 @@
             <w:tcW w:type="dxa" w:w="1530"/>
           </w:tcPr>
           <w:p>
-            <w:r>
-              <w:t>10A</w:t>
-              <w:br/>
-              <w:t>CHEMISTRY</w:t>
-            </w:r>
+            <w:r/>
           </w:p>
         </w:tc>
         <w:tc>
@@ -343,11 +339,7 @@
             <w:tcW w:type="dxa" w:w="1530"/>
           </w:tcPr>
           <w:p>
-            <w:r>
-              <w:t>9C</w:t>
-              <w:br/>
-              <w:t>CHEMISTRY</w:t>
-            </w:r>
+            <w:r/>
           </w:p>
         </w:tc>
         <w:tc>
@@ -355,11 +347,7 @@
             <w:tcW w:type="dxa" w:w="1530"/>
           </w:tcPr>
           <w:p>
-            <w:r>
-              <w:t>9C</w:t>
-              <w:br/>
-              <w:t>CHEMISTRY</w:t>
-            </w:r>
+            <w:r/>
           </w:p>
         </w:tc>
         <w:tc>
@@ -399,11 +387,7 @@
             <w:tcW w:type="dxa" w:w="1530"/>
           </w:tcPr>
           <w:p>
-            <w:r>
-              <w:t>10A</w:t>
-              <w:br/>
-              <w:t>CHEMISTRY</w:t>
-            </w:r>
+            <w:r/>
           </w:p>
         </w:tc>
         <w:tc>
@@ -411,11 +395,7 @@
             <w:tcW w:type="dxa" w:w="1530"/>
           </w:tcPr>
           <w:p>
-            <w:r>
-              <w:t>8A</w:t>
-              <w:br/>
-              <w:t>GENERAL SCIENCE</w:t>
-            </w:r>
+            <w:r/>
           </w:p>
         </w:tc>
         <w:tc>
@@ -423,11 +403,7 @@
             <w:tcW w:type="dxa" w:w="1530"/>
           </w:tcPr>
           <w:p>
-            <w:r>
-              <w:t>9C</w:t>
-              <w:br/>
-              <w:t>CHEMISTRY</w:t>
-            </w:r>
+            <w:r/>
           </w:p>
         </w:tc>
         <w:tc>
@@ -444,9 +420,9 @@
           </w:tcPr>
           <w:p>
             <w:r>
-              <w:t>9C</w:t>
+              <w:t>8A</w:t>
               <w:br/>
-              <w:t>CHEMISTRY</w:t>
+              <w:t>GENERAL SCIENCE</w:t>
             </w:r>
           </w:p>
         </w:tc>
@@ -560,9 +536,9 @@
           </w:tcPr>
           <w:p>
             <w:r>
-              <w:t>8A</w:t>
+              <w:t>10A</w:t>
               <w:br/>
-              <w:t>GENERAL SCIENCE</w:t>
+              <w:t>CHEMISTRY</w:t>
             </w:r>
           </w:p>
         </w:tc>
@@ -579,7 +555,11 @@
             <w:tcW w:type="dxa" w:w="1530"/>
           </w:tcPr>
           <w:p>
-            <w:r/>
+            <w:r>
+              <w:t>7A</w:t>
+              <w:br/>
+              <w:t>AI</w:t>
+            </w:r>
           </w:p>
         </w:tc>
         <w:tc>
@@ -587,7 +567,11 @@
             <w:tcW w:type="dxa" w:w="1530"/>
           </w:tcPr>
           <w:p>
-            <w:r/>
+            <w:r>
+              <w:t>10A</w:t>
+              <w:br/>
+              <w:t>CHEMISTRY</w:t>
+            </w:r>
           </w:p>
         </w:tc>
         <w:tc>
@@ -635,7 +619,11 @@
             <w:tcW w:type="dxa" w:w="1530"/>
           </w:tcPr>
           <w:p>
-            <w:r/>
+            <w:r>
+              <w:t>8A</w:t>
+              <w:br/>
+              <w:t>GENERAL SCIENCE</w:t>
+            </w:r>
           </w:p>
         </w:tc>
         <w:tc>
@@ -643,7 +631,11 @@
             <w:tcW w:type="dxa" w:w="1530"/>
           </w:tcPr>
           <w:p>
-            <w:r/>
+            <w:r>
+              <w:t>8A</w:t>
+              <w:br/>
+              <w:t>GENERAL SCIENCE</w:t>
+            </w:r>
           </w:p>
         </w:tc>
         <w:tc>
@@ -660,9 +652,9 @@
           </w:tcPr>
           <w:p>
             <w:r>
-              <w:t>10A</w:t>
+              <w:t>8A</w:t>
               <w:br/>
-              <w:t>CHEMISTRY</w:t>
+              <w:t>GENERAL SCIENCE</w:t>
             </w:r>
           </w:p>
         </w:tc>
@@ -671,11 +663,7 @@
             <w:tcW w:type="dxa" w:w="1530"/>
           </w:tcPr>
           <w:p>
-            <w:r>
-              <w:t>8A</w:t>
-              <w:br/>
-              <w:t>GENERAL SCIENCE</w:t>
-            </w:r>
+            <w:r/>
           </w:p>
         </w:tc>
         <w:tc>
@@ -723,18 +711,10 @@
             <w:tcW w:type="dxa" w:w="1530"/>
           </w:tcPr>
           <w:p>
-            <w:r/>
-          </w:p>
-        </w:tc>
-        <w:tc>
-          <w:tcPr>
-            <w:tcW w:type="dxa" w:w="1530"/>
-          </w:tcPr>
-          <w:p>
             <w:r>
-              <w:t>8A</w:t>
+              <w:t>10A</w:t>
               <w:br/>
-              <w:t>GENERAL SCIENCE</w:t>
+              <w:t>CHEMISTRY</w:t>
             </w:r>
           </w:p>
         </w:tc>
@@ -744,10 +724,18 @@
           </w:tcPr>
           <w:p>
             <w:r>
-              <w:t>8A</w:t>
+              <w:t>10A</w:t>
               <w:br/>
-              <w:t>GENERAL SCIENCE</w:t>
+              <w:t>CHEMISTRY</w:t>
             </w:r>
+          </w:p>
+        </w:tc>
+        <w:tc>
+          <w:tcPr>
+            <w:tcW w:type="dxa" w:w="1530"/>
+          </w:tcPr>
+          <w:p>
+            <w:r/>
           </w:p>
         </w:tc>
         <w:tc>
@@ -801,11 +789,7 @@
             <w:tcW w:type="dxa" w:w="1530"/>
           </w:tcPr>
           <w:p>
-            <w:r>
-              <w:t>10A</w:t>
-              <w:br/>
-              <w:t>CHEMISTRY</w:t>
-            </w:r>
+            <w:r/>
           </w:p>
         </w:tc>
         <w:tc>
@@ -813,7 +797,11 @@
             <w:tcW w:type="dxa" w:w="1530"/>
           </w:tcPr>
           <w:p>
-            <w:r/>
+            <w:r>
+              <w:t>8A</w:t>
+              <w:br/>
+              <w:t>GENERAL SCIENCE</w:t>
+            </w:r>
           </w:p>
         </w:tc>
         <w:tc>
